--- a/seed_docs/BC-TX-10W96-Term-Sheet.docx
+++ b/seed_docs/BC-TX-10W96-Term-Sheet.docx
@@ -2,7 +2,7 @@
 <file path=word/document.xml><?xml version="1.0" encoding="utf-8"?>
 <w:document xmlns:w="http://schemas.openxmlformats.org/wordprocessingml/2006/main" xmlns:m="http://schemas.openxmlformats.org/officeDocument/2006/math" xmlns:r="http://schemas.openxmlformats.org/officeDocument/2006/relationships" xmlns:o="urn:schemas-microsoft-com:office:office" xmlns:v="urn:schemas-microsoft-com:vml" xmlns:w10="urn:schemas-microsoft-com:office:word" xmlns:a="http://schemas.openxmlformats.org/drawingml/2006/main" xmlns:pic="http://schemas.openxmlformats.org/drawingml/2006/picture" xmlns:wp="http://schemas.openxmlformats.org/drawingml/2006/wordprocessingDrawing">
   <w:body>
-    <w:bookmarkStart w:id="25" w:name="Xbcfc8a637a7548812a20af11654ae7d0e5ea8bc"/>
+    <w:bookmarkStart w:id="26" w:name="Xbcfc8a637a7548812a20af11654ae7d0e5ea8bc"/>
     <w:p>
       <w:pPr>
         <w:pStyle w:val="Heading1"/>
@@ -36,7 +36,7 @@
           <w:bCs/>
           <w:b/>
         </w:rPr>
-        <w:t xml:space="preserve">Effective / fund date:</w:t>
+        <w:t xml:space="preserve">Closing / fund date:</w:t>
       </w:r>
       <w:r>
         <w:t xml:space="preserve"> </w:t>
@@ -52,13 +52,13 @@
           <w:bCs/>
           <w:b/>
         </w:rPr>
-        <w:t xml:space="preserve">Maturity (4 business days):</w:t>
+        <w:t xml:space="preserve">Maturity:</w:t>
       </w:r>
       <w:r>
         <w:t xml:space="preserve"> </w:t>
       </w:r>
       <w:r>
-        <w:t xml:space="preserve">September 15, 2026</w:t>
+        <w:t xml:space="preserve">end of the business day on September 11, 2026</w:t>
       </w:r>
       <w:r>
         <w:br/>
@@ -68,13 +68,13 @@
           <w:bCs/>
           <w:b/>
         </w:rPr>
-        <w:t xml:space="preserve">Outside date if not extended in writing:</w:t>
+        <w:t xml:space="preserve">Extensions:</w:t>
       </w:r>
       <w:r>
         <w:t xml:space="preserve"> </w:t>
       </w:r>
       <w:r>
-        <w:t xml:space="preserve">September 22, 2026</w:t>
+        <w:t xml:space="preserve">none automatic; any extension must be negotiated and signed before that deadline</w:t>
       </w:r>
     </w:p>
     <w:bookmarkStart w:id="20" w:name="parties"/>
@@ -221,12 +221,30 @@
       </w:r>
     </w:p>
     <w:bookmarkEnd w:id="21"/>
-    <w:bookmarkStart w:id="22" w:name="structure"/>
+    <w:bookmarkStart w:id="22" w:name="purpose"/>
     <w:p>
       <w:pPr>
         <w:pStyle w:val="Heading2"/>
       </w:pPr>
       <w:r>
+        <w:t xml:space="preserve">Purpose</w:t>
+      </w:r>
+    </w:p>
+    <w:p>
+      <w:pPr>
+        <w:pStyle w:val="FirstParagraph"/>
+      </w:pPr>
+      <w:r>
+        <w:t xml:space="preserve">Purchase of the Property only (A-B acquisition). Not a rehab or construction loan. No future advances unless Lender agrees in a separate writing.</w:t>
+      </w:r>
+    </w:p>
+    <w:bookmarkEnd w:id="22"/>
+    <w:bookmarkStart w:id="23" w:name="structure"/>
+    <w:p>
+      <w:pPr>
+        <w:pStyle w:val="Heading2"/>
+      </w:pPr>
+      <w:r>
         <w:t xml:space="preserve">Structure</w:t>
       </w:r>
     </w:p>
@@ -235,7 +253,7 @@
         <w:pStyle w:val="FirstParagraph"/>
       </w:pPr>
       <w:r>
-        <w:t xml:space="preserve">Same-day or sequential double close (A-B then B-C) at Security Land &amp; Title.</w:t>
+        <w:t xml:space="preserve">Same-day or sequential double close at Security Land &amp; Title.</w:t>
       </w:r>
     </w:p>
     <w:p>
@@ -257,7 +275,7 @@
         <w:t xml:space="preserve"> </w:t>
       </w:r>
       <w:r>
-        <w:t xml:space="preserve">Joshua Richard Ludwig and Jamie Elizabeth Ludwig to Crossley Innovations LLC — $180,000. Scheduled on or about September 9, 2026.</w:t>
+        <w:t xml:space="preserve">Joshua Richard Ludwig and Jamie Elizabeth Ludwig to Crossley Innovations LLC — $180,000. Closing September 9, 2026.</w:t>
       </w:r>
     </w:p>
     <w:p>
@@ -282,8 +300,8 @@
         <w:t xml:space="preserve">Crossley Innovations LLC to Dos Gringos Construction LLC — $197,000. End-buyer financing: Kiavi. Contact: Walker McCallon.</w:t>
       </w:r>
     </w:p>
-    <w:bookmarkEnd w:id="22"/>
-    <w:bookmarkStart w:id="23" w:name="economics"/>
+    <w:bookmarkEnd w:id="23"/>
+    <w:bookmarkStart w:id="24" w:name="economics"/>
     <w:p>
       <w:pPr>
         <w:pStyle w:val="Heading2"/>
@@ -295,7 +313,7 @@
     <w:tbl>
       <w:tblPr>
         <w:tblStyle w:val="Table"/>
-        <w:tblW w:type="pct" w:w="5000"/>
+        <w:tblW w:type="auto" w:w="0"/>
         <w:tblLook w:firstRow="1" w:lastRow="0" w:firstColumn="0" w:lastColumn="0" w:noHBand="0" w:noVBand="0" w:val="0020"/>
         <w:jc w:val="start"/>
       </w:tblPr>
@@ -341,7 +359,7 @@
               <w:jc w:val="left"/>
             </w:pPr>
             <w:r>
-              <w:t xml:space="preserve">Amount funded (A-B purchase)</w:t>
+              <w:t xml:space="preserve">Amount funded (purchase only)</w:t>
             </w:r>
           </w:p>
         </w:tc>
@@ -393,7 +411,7 @@
               <w:jc w:val="left"/>
             </w:pPr>
             <w:r>
-              <w:t xml:space="preserve">Borrower expected spread after fee</w:t>
+              <w:t xml:space="preserve">Payoff deadline</w:t>
             </w:r>
           </w:p>
         </w:tc>
@@ -405,33 +423,7 @@
               <w:jc w:val="left"/>
             </w:pPr>
             <w:r>
-              <w:t xml:space="preserve">$12,000.00</w:t>
-            </w:r>
-          </w:p>
-        </w:tc>
-      </w:tr>
-      <w:tr>
-        <w:tc>
-          <w:tcPr/>
-          <w:p>
-            <w:pPr>
-              <w:pStyle w:val="Compact"/>
-              <w:jc w:val="left"/>
-            </w:pPr>
-            <w:r>
-              <w:t xml:space="preserve">If not paid by maturity, optional 1-month extension (2% of principal)</w:t>
-            </w:r>
-          </w:p>
-        </w:tc>
-        <w:tc>
-          <w:tcPr/>
-          <w:p>
-            <w:pPr>
-              <w:pStyle w:val="Compact"/>
-              <w:jc w:val="left"/>
-            </w:pPr>
-            <w:r>
-              <w:t xml:space="preserve">$3,600.00</w:t>
+              <w:t xml:space="preserve">End of business day, September 11, 2026</w:t>
             </w:r>
           </w:p>
         </w:tc>
@@ -458,8 +450,8 @@
         <w:t xml:space="preserve">, not a consumer mortgage. The property will not be used as the borrower’s or guarantor’s primary residence.</w:t>
       </w:r>
     </w:p>
-    <w:bookmarkEnd w:id="23"/>
-    <w:bookmarkStart w:id="24" w:name="documents-to-execute"/>
+    <w:bookmarkEnd w:id="24"/>
+    <w:bookmarkStart w:id="25" w:name="documents-to-execute"/>
     <w:p>
       <w:pPr>
         <w:pStyle w:val="Heading2"/>
@@ -530,8 +522,8 @@
         <w:t xml:space="preserve">This term sheet is a closing aid. The Note and Deed of Trust control if anything conflicts.</w:t>
       </w:r>
     </w:p>
-    <w:bookmarkEnd w:id="24"/>
     <w:bookmarkEnd w:id="25"/>
+    <w:bookmarkEnd w:id="26"/>
     <w:sectPr/>
   </w:body>
 </w:document>
